--- a/docs/ui.docx
+++ b/docs/ui.docx
@@ -125,6 +125,68 @@
           <w:rFonts w:hint="eastAsia"/>
         </w:rPr>
       </w:pPr>
+    </w:p>
+    <w:p>
+      <w:r>
+        <w:br w:type="page"/>
+      </w:r>
+    </w:p>
+    <w:p>
+      <w:pPr>
+        <w:keepNext/>
+        <w:spacing w:after="200"/>
+        <w:jc w:val="center"/>
+      </w:pPr>
+      <w:r>
+        <w:rPr>
+          <w:rFonts w:ascii="Microsoft YaHei" w:hAnsi="Microsoft YaHei" w:eastAsia="Microsoft YaHei"/>
+          <w:b/>
+          <w:color w:val="1765AD"/>
+          <w:sz w:val="28"/>
+        </w:rPr>
+        <w:t>我的项目页面 UI 设计稿</w:t>
+      </w:r>
+    </w:p>
+    <w:p>
+      <w:pPr>
+        <w:keepLines/>
+        <w:spacing w:after="0"/>
+        <w:jc w:val="center"/>
+      </w:pPr>
+      <w:r>
+        <w:drawing>
+          <wp:inline xmlns:a="http://schemas.openxmlformats.org/drawingml/2006/main" xmlns:pic="http://schemas.openxmlformats.org/drawingml/2006/picture">
+            <wp:extent cx="5120640" cy="3643334"/>
+            <wp:docPr id="1170142827" name="Picture 1170142827" title="我的项目页面 UI 设计稿" descr="LabFlow 我的项目页面空状态与项目入口设计"/>
+            <wp:cNvGraphicFramePr>
+              <a:graphicFrameLocks noChangeAspect="1"/>
+            </wp:cNvGraphicFramePr>
+            <a:graphic>
+              <a:graphicData uri="http://schemas.openxmlformats.org/drawingml/2006/picture">
+                <pic:pic>
+                  <pic:nvPicPr>
+                    <pic:cNvPr id="0" name="exec-d7f1a825-c1b7-4715-ac92-e22471243082.png"/>
+                    <pic:cNvPicPr/>
+                  </pic:nvPicPr>
+                  <pic:blipFill>
+                    <a:blip r:embed="rId11"/>
+                    <a:stretch>
+                      <a:fillRect/>
+                    </a:stretch>
+                  </pic:blipFill>
+                  <pic:spPr>
+                    <a:xfrm>
+                      <a:off x="0" y="0"/>
+                      <a:ext cx="5120640" cy="3643334"/>
+                    </a:xfrm>
+                    <a:prstGeom prst="rect"/>
+                  </pic:spPr>
+                </pic:pic>
+              </a:graphicData>
+            </a:graphic>
+          </wp:inline>
+        </w:drawing>
+      </w:r>
     </w:p>
     <w:sectPr>
       <w:pgSz w:w="11906" w:h="16838"/>
